--- a/resume/殷维_BOSS增补/殷维_简历_BOSS增补.docx
+++ b/resume/殷维_BOSS增补/殷维_简历_BOSS增补.docx
@@ -28,7 +28,7 @@
           <w:b/>
           <w:sz w:val="21"/>
         </w:rPr>
-        <w:t>量化研究  /  AI投研应用  |  华中科技大学 · 金融硕士</w:t>
+        <w:t>AI产品经理（交易创新）  |  量化研究背景  |  华中科技大学 · 金融硕士</w:t>
       </w:r>
     </w:p>
     <w:p>
@@ -64,7 +64,7 @@
           <w:b w:val="0"/>
           <w:sz w:val="21"/>
         </w:rPr>
-        <w:t>量化研究 / AI投研应用（数据采集与校验、投研工作流、策略回测）</w:t>
+        <w:t>AI产品经理（交易创新方向）｜在交易场景里做 AI 落地与小步验证</w:t>
       </w:r>
     </w:p>
     <w:p>
@@ -93,7 +93,7 @@
           <w:b w:val="0"/>
           <w:sz w:val="20"/>
         </w:rPr>
-        <w:t>金融硕士，量化研究经历覆盖数据清洗、因子/策略回测、财报与公告采集；能讲清回测口径和失效边界。</w:t>
+        <w:t>懂看盘交易者要什么：短线多头、分钟级板块、盘中放量扫描；给的是分时段盘面要点，不是长研报。</w:t>
       </w:r>
     </w:p>
     <w:p>
@@ -108,7 +108,7 @@
           <w:b w:val="0"/>
           <w:sz w:val="20"/>
         </w:rPr>
-        <w:t>现职从 0 搭建部门 AI 投研流程：日报工作流、知识库对接、盘中信号推送、Linux 定时任务。</w:t>
+        <w:t>把模糊意图收成带约束的动作：如「强势股」加上收盘价/前20日最低价&lt;130% 过滤，再对照回测，不让模型直接下单。</w:t>
       </w:r>
     </w:p>
     <w:p>
@@ -123,7 +123,7 @@
           <w:b w:val="0"/>
           <w:sz w:val="20"/>
         </w:rPr>
-        <w:t>用 Cursor / Claude / MCP 把投研步骤做成可重复 Skill（采集→校验→失败换源），不是只会对话。</w:t>
+        <w:t>清楚大模型边界：公告采集做成步骤→校验→失败换源；不把模型输出当成成交指令。</w:t>
       </w:r>
     </w:p>
     <w:p>
@@ -138,7 +138,7 @@
           <w:b w:val="0"/>
           <w:sz w:val="20"/>
         </w:rPr>
-        <w:t>Xpert 金融 Skill 评测、TalentsAI Agentic Coding × 金融已过审。</w:t>
+        <w:t>从 0 到 1、小步验证：正知从选型做到推送上线；策略改动先看对照回测再决定是否继续。</w:t>
       </w:r>
     </w:p>
     <w:p>
@@ -189,7 +189,7 @@
           <w:b w:val="0"/>
           <w:sz w:val="20"/>
         </w:rPr>
-        <w:t>部门 AI 投研从 0 搭建：对比 WorkBuddy 与 Coze、配置工作空间；部署投研智能体并接通微信/飞书。</w:t>
+        <w:t>交易侧 AI 从 0 探索：对比 WorkBuddy / Coze，部署投研智能体并接到微信、飞书，先打通「能用」再迭代。</w:t>
       </w:r>
     </w:p>
     <w:p>
@@ -204,7 +204,7 @@
           <w:b w:val="0"/>
           <w:sz w:val="20"/>
         </w:rPr>
-        <w:t>Linux 部署脚本与定时任务；日报工作流多人共用、企微推送与自动归档；乐享知识库对接 Coze。</w:t>
+        <w:t>给看盘同事做结构化盘面：盘中放量扫描、股票池分时段推送（上午/午盘/下午/收盘），减少刷屏找信号。</w:t>
       </w:r>
     </w:p>
     <w:p>
@@ -219,7 +219,7 @@
           <w:b w:val="0"/>
           <w:sz w:val="20"/>
         </w:rPr>
-        <w:t>盘中放量扫描与股票池多时段推送；强势股策略加「收盘价/前20日最低价&lt;130%」过滤，对照回测后最大单笔亏损约 -27% 降至约 -17%。</w:t>
+        <w:t>「强势股放量」收成带风控过滤的规则，对照回测后最大单笔亏损约 -27% 降至约 -17%；写明低波动、下跌市信号变差。</w:t>
       </w:r>
     </w:p>
     <w:p>
@@ -256,7 +256,7 @@
           <w:b w:val="0"/>
           <w:sz w:val="20"/>
         </w:rPr>
-        <w:t>结合宏观与行业框架研究热点赛道轮动，为策略定调提供参考；搭建财务选股模型，按季度更新核心股票池。</w:t>
+        <w:t>面向短线交易：赛道轮动定调、财务选股池、短线买卖点；自己看盘执行并复盘。</w:t>
       </w:r>
     </w:p>
     <w:p>
@@ -271,7 +271,7 @@
           <w:b w:val="0"/>
           <w:sz w:val="20"/>
         </w:rPr>
-        <w:t>建设全市场财报采集与业绩预告/快报爬虫；结合短线指标完善买卖点逻辑；日常用 Claude、Cursor、MCP 提效。</w:t>
+        <w:t>财报与业绩预告爬虫，把「这公司出事没」变成及时可查的数据；用 Claude / Cursor / MCP 拆任务并自己验数。</w:t>
       </w:r>
     </w:p>
     <w:p>
@@ -382,7 +382,7 @@
           <w:b w:val="0"/>
           <w:sz w:val="20"/>
         </w:rPr>
-        <w:t>交易数据获取，用 Pandas、Numpy、Talib 清洗与分析；参与套利、做市等策略开发与日常维护。</w:t>
+        <w:t>交易数据清洗（Pandas / Numpy / Talib）；参与套利、做市策略，接触价差、持仓和成交质量。</w:t>
       </w:r>
     </w:p>
     <w:p>
@@ -446,7 +446,7 @@
           <w:b/>
           <w:sz w:val="21"/>
         </w:rPr>
-        <w:t>AI 投研工作流与公告采集 Agent</w:t>
+        <w:t>交易辅助：盘中信号 + 带过滤的策略验证</w:t>
       </w:r>
       <w:r>
         <w:rPr>
@@ -470,7 +470,29 @@
           <w:b w:val="0"/>
           <w:sz w:val="20"/>
         </w:rPr>
-        <w:t>日报工作流技能化、知识库对接、盘中信号推送；Linux 部署与定时任务。</w:t>
+        <w:t>盘中多时段推送，把高频盘面收成可执行要点；强势股规则带风控过滤，用对照回测做低成本验证。</w:t>
+      </w:r>
+    </w:p>
+    <w:p>
+      <w:pPr>
+        <w:spacing w:before="100" w:after="0" w:line="252" w:lineRule="auto"/>
+      </w:pPr>
+      <w:r>
+        <w:rPr>
+          <w:rFonts w:ascii="微软雅黑" w:hAnsi="微软雅黑" w:eastAsia="微软雅黑"/>
+          <w:b/>
+          <w:sz w:val="21"/>
+        </w:rPr>
+        <w:t>公告采集 Agent（任务 → 可校验步骤）</w:t>
+      </w:r>
+      <w:r>
+        <w:rPr>
+          <w:rFonts w:ascii="微软雅黑" w:hAnsi="微软雅黑" w:eastAsia="微软雅黑"/>
+          <w:b w:val="0"/>
+          <w:color w:val="555555"/>
+          <w:sz w:val="20"/>
+        </w:rPr>
+        <w:t xml:space="preserve">    2026.06 – 至今</w:t>
       </w:r>
     </w:p>
     <w:p>
@@ -485,7 +507,7 @@
           <w:b w:val="0"/>
           <w:sz w:val="20"/>
         </w:rPr>
-        <w:t>巨潮公告采集：固定步骤→校验→失败换源。LangGraph demo：github.com/invy95/myCode（langgraph-announcement-agent 分支）。</w:t>
+        <w:t>把「盯公告/净利润」拆成采集、校验、失败换源。LangGraph demo：github.com/invy95/myCode（langgraph-announcement-agent）。</w:t>
       </w:r>
     </w:p>
     <w:p>
@@ -498,44 +520,7 @@
           <w:b/>
           <w:sz w:val="21"/>
         </w:rPr>
-        <w:t>股票短线多头（二级市场研究）</w:t>
-      </w:r>
-      <w:r>
-        <w:rPr>
-          <w:rFonts w:ascii="微软雅黑" w:hAnsi="微软雅黑" w:eastAsia="微软雅黑"/>
-          <w:b w:val="0"/>
-          <w:color w:val="555555"/>
-          <w:sz w:val="20"/>
-        </w:rPr>
-        <w:t xml:space="preserve">    2024.03 – 至今</w:t>
-      </w:r>
-    </w:p>
-    <w:p>
-      <w:pPr>
-        <w:pStyle w:val="ListBullet"/>
-        <w:spacing w:before="0" w:after="20" w:line="252" w:lineRule="auto"/>
-        <w:ind w:left="340"/>
-      </w:pPr>
-      <w:r>
-        <w:rPr>
-          <w:rFonts w:ascii="微软雅黑" w:hAnsi="微软雅黑" w:eastAsia="微软雅黑"/>
-          <w:b w:val="0"/>
-          <w:sz w:val="20"/>
-        </w:rPr>
-        <w:t>赛道研究、财报采集、业绩预告爬虫。个人账户：2025 年资金加权年化约 60%，2026 年约 40%（与 11 号简历一致）。</w:t>
-      </w:r>
-    </w:p>
-    <w:p>
-      <w:pPr>
-        <w:spacing w:before="100" w:after="0" w:line="252" w:lineRule="auto"/>
-      </w:pPr>
-      <w:r>
-        <w:rPr>
-          <w:rFonts w:ascii="微软雅黑" w:hAnsi="微软雅黑" w:eastAsia="微软雅黑"/>
-          <w:b/>
-          <w:sz w:val="21"/>
-        </w:rPr>
-        <w:t>股票短线多头（掘金）</w:t>
+        <w:t>股票短线多头（掘金 / 个人跟踪）</w:t>
       </w:r>
       <w:r>
         <w:rPr>
@@ -559,7 +544,7 @@
           <w:b w:val="0"/>
           <w:sz w:val="20"/>
         </w:rPr>
-        <w:t>分钟级板块因子 + 日线量价择时选股；实盘版接入掘金日更数据。样本内：年化 17.14%，最大回撤 2%，夏普 3.4。</w:t>
+        <w:t>分钟板块 + 日线量价；掘金实盘接日更。样本内年化 17.14%，回撤 2%，夏普 3.4。个人账户 2025 年资金加权年化约 60%，2026 年约 40%。</w:t>
       </w:r>
     </w:p>
     <w:p>
@@ -713,7 +698,7 @@
           <w:b w:val="0"/>
           <w:sz w:val="20"/>
         </w:rPr>
-        <w:t>数据：Python（Pandas / Numpy / Talib）、Stata、MATLAB、Wind、Excel。</w:t>
+        <w:t>交易与数据：Python（Pandas / Numpy / Talib）、掘金、聚宽、Wind、Excel；短线看盘与回测。</w:t>
       </w:r>
     </w:p>
     <w:p>
@@ -728,7 +713,7 @@
           <w:b w:val="0"/>
           <w:sz w:val="20"/>
         </w:rPr>
-        <w:t>工程：Linux、脚本部署、cron、日志；聚宽、掘金。</w:t>
+        <w:t>AI：Claude、Cursor、MCP、Coze；能把交易任务拆成步骤并校验，知道模型不能直接当交易员。</w:t>
       </w:r>
     </w:p>
     <w:p>
@@ -743,22 +728,7 @@
           <w:b w:val="0"/>
           <w:sz w:val="20"/>
         </w:rPr>
-        <w:t>AI：Claude、Cursor、MCP、Coze；能把投研步骤做成 Skill（校验+换源）。</w:t>
-      </w:r>
-    </w:p>
-    <w:p>
-      <w:pPr>
-        <w:pStyle w:val="ListBullet"/>
-        <w:spacing w:before="0" w:after="20"/>
-        <w:ind w:left="340"/>
-      </w:pPr>
-      <w:r>
-        <w:rPr>
-          <w:rFonts w:ascii="微软雅黑" w:hAnsi="微软雅黑" w:eastAsia="微软雅黑"/>
-          <w:b w:val="0"/>
-          <w:sz w:val="20"/>
-        </w:rPr>
-        <w:t>近期：Xpert 金融 Skill 评测已过审；TalentsAI Agentic Coding × 金融已过审。</w:t>
+        <w:t>近期：Xpert 金融 Skill 评测、TalentsAI Agentic Coding × 金融已过审。</w:t>
       </w:r>
     </w:p>
     <w:p>
